--- a/docs/Tabla de decisión v1 — PrestaShop.docx
+++ b/docs/Tabla de decisión v1 — PrestaShop.docx
@@ -93,7 +93,7 @@
                 <w:sz w:val="20"/>
                 <w:szCs w:val="20"/>
               </w:rPr>
-              <w:t xml:space="preserve"> Regla del formulario «Create an account» (M01, requisito R6) con </w:t>
+              <w:t xml:space="preserve"> Tabla de decisión del formulario «Create an account» (requisito R6). Tiene </w:t>
             </w:r>
             <w:r>
               <w:rPr>
@@ -109,7 +109,7 @@
                 <w:sz w:val="20"/>
                 <w:szCs w:val="20"/>
               </w:rPr>
-              <w:t xml:space="preserve">: datos obligatorios válidos, casilla de términos y casilla de privacidad. Las </w:t>
+              <w:t xml:space="preserve">, </w:t>
             </w:r>
             <w:r>
               <w:rPr>
@@ -125,7 +125,7 @@
                 <w:sz w:val="20"/>
                 <w:szCs w:val="20"/>
               </w:rPr>
-              <w:t xml:space="preserve"> se simplifican en </w:t>
+              <w:t xml:space="preserve"> y </w:t>
             </w:r>
             <w:r>
               <w:rPr>
@@ -141,7 +141,7 @@
                 <w:sz w:val="20"/>
                 <w:szCs w:val="20"/>
               </w:rPr>
-              <w:t xml:space="preserve"> y de cada regla sale un caso (TD-01 a TD-04). Se ejecutó la regla B con sus 4 combinaciones y pasó; TD-01, TD-03 y TD-04 quedan </w:t>
+              <w:t xml:space="preserve">. De cada regla sale un caso: TD-02 pasó y TD-01, TD-03 y TD-04 quedan </w:t>
             </w:r>
             <w:r>
               <w:rPr>
@@ -157,7 +157,7 @@
                 <w:sz w:val="20"/>
                 <w:szCs w:val="20"/>
               </w:rPr>
-              <w:t xml:space="preserve"> porque necesitan una contraseña válida.</w:t>
+              <w:t xml:space="preserve"> porque necesitan una contraseña.</w:t>
             </w:r>
           </w:p>
         </w:tc>
@@ -375,7 +375,7 @@
                 <w:sz w:val="18"/>
                 <w:szCs w:val="18"/>
               </w:rPr>
-              <w:t xml:space="preserve">R6 de la Matriz de trazabilidad v1: el cliente crea una cuenta, inicia y cierra sesión, con validación de campos y mensajes claros.</w:t>
+              <w:t xml:space="preserve">R6: el cliente crea una cuenta, entra y sale, con mensajes claros.</w:t>
             </w:r>
           </w:p>
         </w:tc>
@@ -441,7 +441,7 @@
                 <w:sz w:val="18"/>
                 <w:szCs w:val="18"/>
               </w:rPr>
-              <w:t xml:space="preserve">Inferida del formulario de la instancia easy-orange.demo.prestashop.com (campos marcados con * y mensajes del servidor). La demo no publica la regla.</w:t>
+              <w:t xml:space="preserve">Lo que muestra el formulario en la demo (instancia easy-orange). La tienda no publica la regla.</w:t>
             </w:r>
           </w:p>
         </w:tc>
@@ -507,7 +507,7 @@
                 <w:sz w:val="18"/>
                 <w:szCs w:val="18"/>
               </w:rPr>
-              <w:t xml:space="preserve">docs/Tabla de decisión v1 — PrestaShop.docx (en el repositorio proyecto_final_Dante_Tarraga)</w:t>
+              <w:t xml:space="preserve">docs/Tabla de decisión v1 — PrestaShop.docx</w:t>
             </w:r>
           </w:p>
         </w:tc>
@@ -550,7 +550,7 @@
       </w:r>
       <w:r>
         <w:rPr/>
-        <w:t xml:space="preserve"> la tienda crea la cuenta solo si los datos obligatorios son válidos y las dos casillas obligatorias están marcadas. Si falta algo, no crea la cuenta y marca con un mensaje cada campo o casilla con error.</w:t>
+        <w:t xml:space="preserve"> la cuenta se crea solo si los datos están bien y las dos casillas obligatorias están marcadas.</w:t>
       </w:r>
     </w:p>
     <w:tbl>
@@ -730,7 +730,7 @@
                 <w:sz w:val="18"/>
                 <w:szCs w:val="18"/>
               </w:rPr>
-              <w:t xml:space="preserve">Datos obligatorios válidos: First name, Last name, Email y Password cumplen sus reglas (por ejemplo, el nombre solo con letras y el correo con dominio).</w:t>
+              <w:t xml:space="preserve">Los datos obligatorios están bien (nombre, apellido, correo y contraseña).</w:t>
             </w:r>
           </w:p>
         </w:tc>
@@ -822,7 +822,7 @@
                 <w:sz w:val="18"/>
                 <w:szCs w:val="18"/>
               </w:rPr>
-              <w:t xml:space="preserve">Está marcada «I agree to the terms and conditions and the privacy policy».</w:t>
+              <w:t xml:space="preserve">La casilla de términos está marcada.</w:t>
             </w:r>
           </w:p>
         </w:tc>
@@ -914,7 +914,7 @@
                 <w:sz w:val="18"/>
                 <w:szCs w:val="18"/>
               </w:rPr>
-              <w:t xml:space="preserve">Está marcada «Customer data privacy».</w:t>
+              <w:t xml:space="preserve">La casilla de privacidad está marcada.</w:t>
             </w:r>
           </w:p>
         </w:tc>
@@ -1006,7 +1006,7 @@
                 <w:sz w:val="18"/>
                 <w:szCs w:val="18"/>
               </w:rPr>
-              <w:t xml:space="preserve">Crea la cuenta y deja la sesión iniciada.</w:t>
+              <w:t xml:space="preserve">Crea la cuenta.</w:t>
             </w:r>
           </w:p>
         </w:tc>
@@ -1098,7 +1098,7 @@
                 <w:sz w:val="18"/>
                 <w:szCs w:val="18"/>
               </w:rPr>
-              <w:t xml:space="preserve">No crea la cuenta y muestra el error junto a cada campo inválido y «Required field» en cada casilla sin marcar.</w:t>
+              <w:t xml:space="preserve">No crea la cuenta y muestra el error.</w:t>
             </w:r>
           </w:p>
         </w:tc>
@@ -1163,7 +1163,7 @@
       </w:pPr>
       <w:r>
         <w:rPr/>
-        <w:t xml:space="preserve">Con 3 condiciones hay 2 × 2 × 2 = 8 combinaciones. Solo R1 crea la cuenta; las otras 7 no la crean y cambian únicamente los mensajes.</w:t>
+        <w:t xml:space="preserve">Con 3 condiciones hay 2 × 2 × 2 = 8 combinaciones. Solo R1 crea la cuenta.</w:t>
       </w:r>
     </w:p>
     <w:tbl>
@@ -1178,10 +1178,10 @@
       </w:tblPr>
       <w:tblGrid>
         <w:gridCol w:w="900"/>
-        <w:gridCol w:w="1700"/>
         <w:gridCol w:w="1500"/>
         <w:gridCol w:w="1500"/>
-        <w:gridCol w:w="3760"/>
+        <w:gridCol w:w="1600"/>
+        <w:gridCol w:w="3860"/>
       </w:tblGrid>
       <w:tr>
         <w:trPr>
@@ -1222,7 +1222,7 @@
         </w:tc>
         <w:tc>
           <w:tcPr>
-            <w:tcW w:w="1700" w:type="dxa"/>
+            <w:tcW w:w="1500" w:type="dxa"/>
             <w:tcBorders>
               <w:top w:val="single" w:sz="4" w:space="0" w:color="C9CFD4"/>
               <w:left w:val="single" w:sz="4" w:space="0" w:color="C9CFD4"/>
@@ -1249,7 +1249,7 @@
                 <w:sz w:val="18"/>
                 <w:szCs w:val="18"/>
               </w:rPr>
-              <w:t xml:space="preserve">C1 datos válidos</w:t>
+              <w:t xml:space="preserve">C1 datos</w:t>
             </w:r>
           </w:p>
         </w:tc>
@@ -1288,7 +1288,7 @@
         </w:tc>
         <w:tc>
           <w:tcPr>
-            <w:tcW w:w="1500" w:type="dxa"/>
+            <w:tcW w:w="1600" w:type="dxa"/>
             <w:tcBorders>
               <w:top w:val="single" w:sz="4" w:space="0" w:color="C9CFD4"/>
               <w:left w:val="single" w:sz="4" w:space="0" w:color="C9CFD4"/>
@@ -1321,7 +1321,7 @@
         </w:tc>
         <w:tc>
           <w:tcPr>
-            <w:tcW w:w="3760" w:type="dxa"/>
+            <w:tcW w:w="3860" w:type="dxa"/>
             <w:tcBorders>
               <w:top w:val="single" w:sz="4" w:space="0" w:color="C9CFD4"/>
               <w:left w:val="single" w:sz="4" w:space="0" w:color="C9CFD4"/>
@@ -1348,7 +1348,7 @@
                 <w:sz w:val="18"/>
                 <w:szCs w:val="18"/>
               </w:rPr>
-              <w:t xml:space="preserve">Acción esperada</w:t>
+              <w:t xml:space="preserve">Acción</w:t>
             </w:r>
           </w:p>
         </w:tc>
@@ -1388,7 +1388,7 @@
         </w:tc>
         <w:tc>
           <w:tcPr>
-            <w:tcW w:w="1700" w:type="dxa"/>
+            <w:tcW w:w="1500" w:type="dxa"/>
             <w:tcBorders>
               <w:top w:val="single" w:sz="4" w:space="0" w:color="C9CFD4"/>
               <w:left w:val="single" w:sz="4" w:space="0" w:color="C9CFD4"/>
@@ -1446,7 +1446,7 @@
         </w:tc>
         <w:tc>
           <w:tcPr>
-            <w:tcW w:w="1500" w:type="dxa"/>
+            <w:tcW w:w="1600" w:type="dxa"/>
             <w:tcBorders>
               <w:top w:val="single" w:sz="4" w:space="0" w:color="C9CFD4"/>
               <w:left w:val="single" w:sz="4" w:space="0" w:color="C9CFD4"/>
@@ -1475,7 +1475,7 @@
         </w:tc>
         <w:tc>
           <w:tcPr>
-            <w:tcW w:w="3760" w:type="dxa"/>
+            <w:tcW w:w="3860" w:type="dxa"/>
             <w:tcBorders>
               <w:top w:val="single" w:sz="4" w:space="0" w:color="C9CFD4"/>
               <w:left w:val="single" w:sz="4" w:space="0" w:color="C9CFD4"/>
@@ -1507,7 +1507,7 @@
                 <w:sz w:val="18"/>
                 <w:szCs w:val="18"/>
               </w:rPr>
-              <w:t xml:space="preserve"> crea la cuenta.</w:t>
+              <w:t xml:space="preserve"> crea la cuenta</w:t>
             </w:r>
           </w:p>
         </w:tc>
@@ -1547,7 +1547,7 @@
         </w:tc>
         <w:tc>
           <w:tcPr>
-            <w:tcW w:w="1700" w:type="dxa"/>
+            <w:tcW w:w="1500" w:type="dxa"/>
             <w:tcBorders>
               <w:top w:val="single" w:sz="4" w:space="0" w:color="C9CFD4"/>
               <w:left w:val="single" w:sz="4" w:space="0" w:color="C9CFD4"/>
@@ -1605,7 +1605,7 @@
         </w:tc>
         <w:tc>
           <w:tcPr>
-            <w:tcW w:w="1500" w:type="dxa"/>
+            <w:tcW w:w="1600" w:type="dxa"/>
             <w:tcBorders>
               <w:top w:val="single" w:sz="4" w:space="0" w:color="C9CFD4"/>
               <w:left w:val="single" w:sz="4" w:space="0" w:color="C9CFD4"/>
@@ -1634,30 +1634,30 @@
         </w:tc>
         <w:tc>
           <w:tcPr>
-            <w:tcW w:w="3760" w:type="dxa"/>
-            <w:tcBorders>
-              <w:top w:val="single" w:sz="4" w:space="0" w:color="C9CFD4"/>
-              <w:left w:val="single" w:sz="4" w:space="0" w:color="C9CFD4"/>
-              <w:bottom w:val="single" w:sz="4" w:space="0" w:color="C9CFD4"/>
-              <w:right w:val="single" w:sz="4" w:space="0" w:color="C9CFD4"/>
-            </w:tcBorders>
-            <w:tcMar>
-              <w:top w:w="70" w:type="dxa"/>
-              <w:left w:w="100" w:type="dxa"/>
-              <w:bottom w:w="70" w:type="dxa"/>
-              <w:right w:w="100" w:type="dxa"/>
-            </w:tcMar>
-          </w:tcPr>
-          <w:p>
-            <w:pPr>
-              <w:spacing w:after="30"/>
-            </w:pPr>
-            <w:r>
-              <w:rPr>
-                <w:sz w:val="18"/>
-                <w:szCs w:val="18"/>
-              </w:rPr>
-              <w:t xml:space="preserve">A2: «Required field» en privacidad.</w:t>
+            <w:tcW w:w="3860" w:type="dxa"/>
+            <w:tcBorders>
+              <w:top w:val="single" w:sz="4" w:space="0" w:color="C9CFD4"/>
+              <w:left w:val="single" w:sz="4" w:space="0" w:color="C9CFD4"/>
+              <w:bottom w:val="single" w:sz="4" w:space="0" w:color="C9CFD4"/>
+              <w:right w:val="single" w:sz="4" w:space="0" w:color="C9CFD4"/>
+            </w:tcBorders>
+            <w:tcMar>
+              <w:top w:w="70" w:type="dxa"/>
+              <w:left w:w="100" w:type="dxa"/>
+              <w:bottom w:w="70" w:type="dxa"/>
+              <w:right w:w="100" w:type="dxa"/>
+            </w:tcMar>
+          </w:tcPr>
+          <w:p>
+            <w:pPr>
+              <w:spacing w:after="30"/>
+            </w:pPr>
+            <w:r>
+              <w:rPr>
+                <w:sz w:val="18"/>
+                <w:szCs w:val="18"/>
+              </w:rPr>
+              <w:t xml:space="preserve">A2: error en privacidad</w:t>
             </w:r>
           </w:p>
         </w:tc>
@@ -1697,7 +1697,7 @@
         </w:tc>
         <w:tc>
           <w:tcPr>
-            <w:tcW w:w="1700" w:type="dxa"/>
+            <w:tcW w:w="1500" w:type="dxa"/>
             <w:tcBorders>
               <w:top w:val="single" w:sz="4" w:space="0" w:color="C9CFD4"/>
               <w:left w:val="single" w:sz="4" w:space="0" w:color="C9CFD4"/>
@@ -1755,7 +1755,7 @@
         </w:tc>
         <w:tc>
           <w:tcPr>
-            <w:tcW w:w="1500" w:type="dxa"/>
+            <w:tcW w:w="1600" w:type="dxa"/>
             <w:tcBorders>
               <w:top w:val="single" w:sz="4" w:space="0" w:color="C9CFD4"/>
               <w:left w:val="single" w:sz="4" w:space="0" w:color="C9CFD4"/>
@@ -1784,30 +1784,30 @@
         </w:tc>
         <w:tc>
           <w:tcPr>
-            <w:tcW w:w="3760" w:type="dxa"/>
-            <w:tcBorders>
-              <w:top w:val="single" w:sz="4" w:space="0" w:color="C9CFD4"/>
-              <w:left w:val="single" w:sz="4" w:space="0" w:color="C9CFD4"/>
-              <w:bottom w:val="single" w:sz="4" w:space="0" w:color="C9CFD4"/>
-              <w:right w:val="single" w:sz="4" w:space="0" w:color="C9CFD4"/>
-            </w:tcBorders>
-            <w:tcMar>
-              <w:top w:w="70" w:type="dxa"/>
-              <w:left w:w="100" w:type="dxa"/>
-              <w:bottom w:w="70" w:type="dxa"/>
-              <w:right w:w="100" w:type="dxa"/>
-            </w:tcMar>
-          </w:tcPr>
-          <w:p>
-            <w:pPr>
-              <w:spacing w:after="30"/>
-            </w:pPr>
-            <w:r>
-              <w:rPr>
-                <w:sz w:val="18"/>
-                <w:szCs w:val="18"/>
-              </w:rPr>
-              <w:t xml:space="preserve">A2: «Required field» en términos.</w:t>
+            <w:tcW w:w="3860" w:type="dxa"/>
+            <w:tcBorders>
+              <w:top w:val="single" w:sz="4" w:space="0" w:color="C9CFD4"/>
+              <w:left w:val="single" w:sz="4" w:space="0" w:color="C9CFD4"/>
+              <w:bottom w:val="single" w:sz="4" w:space="0" w:color="C9CFD4"/>
+              <w:right w:val="single" w:sz="4" w:space="0" w:color="C9CFD4"/>
+            </w:tcBorders>
+            <w:tcMar>
+              <w:top w:w="70" w:type="dxa"/>
+              <w:left w:w="100" w:type="dxa"/>
+              <w:bottom w:w="70" w:type="dxa"/>
+              <w:right w:w="100" w:type="dxa"/>
+            </w:tcMar>
+          </w:tcPr>
+          <w:p>
+            <w:pPr>
+              <w:spacing w:after="30"/>
+            </w:pPr>
+            <w:r>
+              <w:rPr>
+                <w:sz w:val="18"/>
+                <w:szCs w:val="18"/>
+              </w:rPr>
+              <w:t xml:space="preserve">A2: error en términos</w:t>
             </w:r>
           </w:p>
         </w:tc>
@@ -1847,7 +1847,7 @@
         </w:tc>
         <w:tc>
           <w:tcPr>
-            <w:tcW w:w="1700" w:type="dxa"/>
+            <w:tcW w:w="1500" w:type="dxa"/>
             <w:tcBorders>
               <w:top w:val="single" w:sz="4" w:space="0" w:color="C9CFD4"/>
               <w:left w:val="single" w:sz="4" w:space="0" w:color="C9CFD4"/>
@@ -1905,7 +1905,7 @@
         </w:tc>
         <w:tc>
           <w:tcPr>
-            <w:tcW w:w="1500" w:type="dxa"/>
+            <w:tcW w:w="1600" w:type="dxa"/>
             <w:tcBorders>
               <w:top w:val="single" w:sz="4" w:space="0" w:color="C9CFD4"/>
               <w:left w:val="single" w:sz="4" w:space="0" w:color="C9CFD4"/>
@@ -1934,30 +1934,30 @@
         </w:tc>
         <w:tc>
           <w:tcPr>
-            <w:tcW w:w="3760" w:type="dxa"/>
-            <w:tcBorders>
-              <w:top w:val="single" w:sz="4" w:space="0" w:color="C9CFD4"/>
-              <w:left w:val="single" w:sz="4" w:space="0" w:color="C9CFD4"/>
-              <w:bottom w:val="single" w:sz="4" w:space="0" w:color="C9CFD4"/>
-              <w:right w:val="single" w:sz="4" w:space="0" w:color="C9CFD4"/>
-            </w:tcBorders>
-            <w:tcMar>
-              <w:top w:w="70" w:type="dxa"/>
-              <w:left w:w="100" w:type="dxa"/>
-              <w:bottom w:w="70" w:type="dxa"/>
-              <w:right w:w="100" w:type="dxa"/>
-            </w:tcMar>
-          </w:tcPr>
-          <w:p>
-            <w:pPr>
-              <w:spacing w:after="30"/>
-            </w:pPr>
-            <w:r>
-              <w:rPr>
-                <w:sz w:val="18"/>
-                <w:szCs w:val="18"/>
-              </w:rPr>
-              <w:t xml:space="preserve">A2: «Required field» en las dos casillas.</w:t>
+            <w:tcW w:w="3860" w:type="dxa"/>
+            <w:tcBorders>
+              <w:top w:val="single" w:sz="4" w:space="0" w:color="C9CFD4"/>
+              <w:left w:val="single" w:sz="4" w:space="0" w:color="C9CFD4"/>
+              <w:bottom w:val="single" w:sz="4" w:space="0" w:color="C9CFD4"/>
+              <w:right w:val="single" w:sz="4" w:space="0" w:color="C9CFD4"/>
+            </w:tcBorders>
+            <w:tcMar>
+              <w:top w:w="70" w:type="dxa"/>
+              <w:left w:w="100" w:type="dxa"/>
+              <w:bottom w:w="70" w:type="dxa"/>
+              <w:right w:w="100" w:type="dxa"/>
+            </w:tcMar>
+          </w:tcPr>
+          <w:p>
+            <w:pPr>
+              <w:spacing w:after="30"/>
+            </w:pPr>
+            <w:r>
+              <w:rPr>
+                <w:sz w:val="18"/>
+                <w:szCs w:val="18"/>
+              </w:rPr>
+              <w:t xml:space="preserve">A2: error en las dos casillas</w:t>
             </w:r>
           </w:p>
         </w:tc>
@@ -1997,7 +1997,7 @@
         </w:tc>
         <w:tc>
           <w:tcPr>
-            <w:tcW w:w="1700" w:type="dxa"/>
+            <w:tcW w:w="1500" w:type="dxa"/>
             <w:tcBorders>
               <w:top w:val="single" w:sz="4" w:space="0" w:color="C9CFD4"/>
               <w:left w:val="single" w:sz="4" w:space="0" w:color="C9CFD4"/>
@@ -2055,7 +2055,7 @@
         </w:tc>
         <w:tc>
           <w:tcPr>
-            <w:tcW w:w="1500" w:type="dxa"/>
+            <w:tcW w:w="1600" w:type="dxa"/>
             <w:tcBorders>
               <w:top w:val="single" w:sz="4" w:space="0" w:color="C9CFD4"/>
               <w:left w:val="single" w:sz="4" w:space="0" w:color="C9CFD4"/>
@@ -2084,30 +2084,30 @@
         </w:tc>
         <w:tc>
           <w:tcPr>
-            <w:tcW w:w="3760" w:type="dxa"/>
-            <w:tcBorders>
-              <w:top w:val="single" w:sz="4" w:space="0" w:color="C9CFD4"/>
-              <w:left w:val="single" w:sz="4" w:space="0" w:color="C9CFD4"/>
-              <w:bottom w:val="single" w:sz="4" w:space="0" w:color="C9CFD4"/>
-              <w:right w:val="single" w:sz="4" w:space="0" w:color="C9CFD4"/>
-            </w:tcBorders>
-            <w:tcMar>
-              <w:top w:w="70" w:type="dxa"/>
-              <w:left w:w="100" w:type="dxa"/>
-              <w:bottom w:w="70" w:type="dxa"/>
-              <w:right w:w="100" w:type="dxa"/>
-            </w:tcMar>
-          </w:tcPr>
-          <w:p>
-            <w:pPr>
-              <w:spacing w:after="30"/>
-            </w:pPr>
-            <w:r>
-              <w:rPr>
-                <w:sz w:val="18"/>
-                <w:szCs w:val="18"/>
-              </w:rPr>
-              <w:t xml:space="preserve">A2: error en el campo inválido.</w:t>
+            <w:tcW w:w="3860" w:type="dxa"/>
+            <w:tcBorders>
+              <w:top w:val="single" w:sz="4" w:space="0" w:color="C9CFD4"/>
+              <w:left w:val="single" w:sz="4" w:space="0" w:color="C9CFD4"/>
+              <w:bottom w:val="single" w:sz="4" w:space="0" w:color="C9CFD4"/>
+              <w:right w:val="single" w:sz="4" w:space="0" w:color="C9CFD4"/>
+            </w:tcBorders>
+            <w:tcMar>
+              <w:top w:w="70" w:type="dxa"/>
+              <w:left w:w="100" w:type="dxa"/>
+              <w:bottom w:w="70" w:type="dxa"/>
+              <w:right w:w="100" w:type="dxa"/>
+            </w:tcMar>
+          </w:tcPr>
+          <w:p>
+            <w:pPr>
+              <w:spacing w:after="30"/>
+            </w:pPr>
+            <w:r>
+              <w:rPr>
+                <w:sz w:val="18"/>
+                <w:szCs w:val="18"/>
+              </w:rPr>
+              <w:t xml:space="preserve">A2: error en el dato</w:t>
             </w:r>
           </w:p>
         </w:tc>
@@ -2147,7 +2147,7 @@
         </w:tc>
         <w:tc>
           <w:tcPr>
-            <w:tcW w:w="1700" w:type="dxa"/>
+            <w:tcW w:w="1500" w:type="dxa"/>
             <w:tcBorders>
               <w:top w:val="single" w:sz="4" w:space="0" w:color="C9CFD4"/>
               <w:left w:val="single" w:sz="4" w:space="0" w:color="C9CFD4"/>
@@ -2205,7 +2205,7 @@
         </w:tc>
         <w:tc>
           <w:tcPr>
-            <w:tcW w:w="1500" w:type="dxa"/>
+            <w:tcW w:w="1600" w:type="dxa"/>
             <w:tcBorders>
               <w:top w:val="single" w:sz="4" w:space="0" w:color="C9CFD4"/>
               <w:left w:val="single" w:sz="4" w:space="0" w:color="C9CFD4"/>
@@ -2234,30 +2234,30 @@
         </w:tc>
         <w:tc>
           <w:tcPr>
-            <w:tcW w:w="3760" w:type="dxa"/>
-            <w:tcBorders>
-              <w:top w:val="single" w:sz="4" w:space="0" w:color="C9CFD4"/>
-              <w:left w:val="single" w:sz="4" w:space="0" w:color="C9CFD4"/>
-              <w:bottom w:val="single" w:sz="4" w:space="0" w:color="C9CFD4"/>
-              <w:right w:val="single" w:sz="4" w:space="0" w:color="C9CFD4"/>
-            </w:tcBorders>
-            <w:tcMar>
-              <w:top w:w="70" w:type="dxa"/>
-              <w:left w:w="100" w:type="dxa"/>
-              <w:bottom w:w="70" w:type="dxa"/>
-              <w:right w:w="100" w:type="dxa"/>
-            </w:tcMar>
-          </w:tcPr>
-          <w:p>
-            <w:pPr>
-              <w:spacing w:after="30"/>
-            </w:pPr>
-            <w:r>
-              <w:rPr>
-                <w:sz w:val="18"/>
-                <w:szCs w:val="18"/>
-              </w:rPr>
-              <w:t xml:space="preserve">A2: error en el campo y en privacidad.</w:t>
+            <w:tcW w:w="3860" w:type="dxa"/>
+            <w:tcBorders>
+              <w:top w:val="single" w:sz="4" w:space="0" w:color="C9CFD4"/>
+              <w:left w:val="single" w:sz="4" w:space="0" w:color="C9CFD4"/>
+              <w:bottom w:val="single" w:sz="4" w:space="0" w:color="C9CFD4"/>
+              <w:right w:val="single" w:sz="4" w:space="0" w:color="C9CFD4"/>
+            </w:tcBorders>
+            <w:tcMar>
+              <w:top w:w="70" w:type="dxa"/>
+              <w:left w:w="100" w:type="dxa"/>
+              <w:bottom w:w="70" w:type="dxa"/>
+              <w:right w:w="100" w:type="dxa"/>
+            </w:tcMar>
+          </w:tcPr>
+          <w:p>
+            <w:pPr>
+              <w:spacing w:after="30"/>
+            </w:pPr>
+            <w:r>
+              <w:rPr>
+                <w:sz w:val="18"/>
+                <w:szCs w:val="18"/>
+              </w:rPr>
+              <w:t xml:space="preserve">A2: error en el dato y en privacidad</w:t>
             </w:r>
           </w:p>
         </w:tc>
@@ -2297,7 +2297,7 @@
         </w:tc>
         <w:tc>
           <w:tcPr>
-            <w:tcW w:w="1700" w:type="dxa"/>
+            <w:tcW w:w="1500" w:type="dxa"/>
             <w:tcBorders>
               <w:top w:val="single" w:sz="4" w:space="0" w:color="C9CFD4"/>
               <w:left w:val="single" w:sz="4" w:space="0" w:color="C9CFD4"/>
@@ -2355,7 +2355,7 @@
         </w:tc>
         <w:tc>
           <w:tcPr>
-            <w:tcW w:w="1500" w:type="dxa"/>
+            <w:tcW w:w="1600" w:type="dxa"/>
             <w:tcBorders>
               <w:top w:val="single" w:sz="4" w:space="0" w:color="C9CFD4"/>
               <w:left w:val="single" w:sz="4" w:space="0" w:color="C9CFD4"/>
@@ -2384,30 +2384,30 @@
         </w:tc>
         <w:tc>
           <w:tcPr>
-            <w:tcW w:w="3760" w:type="dxa"/>
-            <w:tcBorders>
-              <w:top w:val="single" w:sz="4" w:space="0" w:color="C9CFD4"/>
-              <w:left w:val="single" w:sz="4" w:space="0" w:color="C9CFD4"/>
-              <w:bottom w:val="single" w:sz="4" w:space="0" w:color="C9CFD4"/>
-              <w:right w:val="single" w:sz="4" w:space="0" w:color="C9CFD4"/>
-            </w:tcBorders>
-            <w:tcMar>
-              <w:top w:w="70" w:type="dxa"/>
-              <w:left w:w="100" w:type="dxa"/>
-              <w:bottom w:w="70" w:type="dxa"/>
-              <w:right w:w="100" w:type="dxa"/>
-            </w:tcMar>
-          </w:tcPr>
-          <w:p>
-            <w:pPr>
-              <w:spacing w:after="30"/>
-            </w:pPr>
-            <w:r>
-              <w:rPr>
-                <w:sz w:val="18"/>
-                <w:szCs w:val="18"/>
-              </w:rPr>
-              <w:t xml:space="preserve">A2: error en el campo y en términos.</w:t>
+            <w:tcW w:w="3860" w:type="dxa"/>
+            <w:tcBorders>
+              <w:top w:val="single" w:sz="4" w:space="0" w:color="C9CFD4"/>
+              <w:left w:val="single" w:sz="4" w:space="0" w:color="C9CFD4"/>
+              <w:bottom w:val="single" w:sz="4" w:space="0" w:color="C9CFD4"/>
+              <w:right w:val="single" w:sz="4" w:space="0" w:color="C9CFD4"/>
+            </w:tcBorders>
+            <w:tcMar>
+              <w:top w:w="70" w:type="dxa"/>
+              <w:left w:w="100" w:type="dxa"/>
+              <w:bottom w:w="70" w:type="dxa"/>
+              <w:right w:w="100" w:type="dxa"/>
+            </w:tcMar>
+          </w:tcPr>
+          <w:p>
+            <w:pPr>
+              <w:spacing w:after="30"/>
+            </w:pPr>
+            <w:r>
+              <w:rPr>
+                <w:sz w:val="18"/>
+                <w:szCs w:val="18"/>
+              </w:rPr>
+              <w:t xml:space="preserve">A2: error en el dato y en términos</w:t>
             </w:r>
           </w:p>
         </w:tc>
@@ -2447,7 +2447,7 @@
         </w:tc>
         <w:tc>
           <w:tcPr>
-            <w:tcW w:w="1700" w:type="dxa"/>
+            <w:tcW w:w="1500" w:type="dxa"/>
             <w:tcBorders>
               <w:top w:val="single" w:sz="4" w:space="0" w:color="C9CFD4"/>
               <w:left w:val="single" w:sz="4" w:space="0" w:color="C9CFD4"/>
@@ -2505,7 +2505,7 @@
         </w:tc>
         <w:tc>
           <w:tcPr>
-            <w:tcW w:w="1500" w:type="dxa"/>
+            <w:tcW w:w="1600" w:type="dxa"/>
             <w:tcBorders>
               <w:top w:val="single" w:sz="4" w:space="0" w:color="C9CFD4"/>
               <w:left w:val="single" w:sz="4" w:space="0" w:color="C9CFD4"/>
@@ -2534,30 +2534,30 @@
         </w:tc>
         <w:tc>
           <w:tcPr>
-            <w:tcW w:w="3760" w:type="dxa"/>
-            <w:tcBorders>
-              <w:top w:val="single" w:sz="4" w:space="0" w:color="C9CFD4"/>
-              <w:left w:val="single" w:sz="4" w:space="0" w:color="C9CFD4"/>
-              <w:bottom w:val="single" w:sz="4" w:space="0" w:color="C9CFD4"/>
-              <w:right w:val="single" w:sz="4" w:space="0" w:color="C9CFD4"/>
-            </w:tcBorders>
-            <w:tcMar>
-              <w:top w:w="70" w:type="dxa"/>
-              <w:left w:w="100" w:type="dxa"/>
-              <w:bottom w:w="70" w:type="dxa"/>
-              <w:right w:w="100" w:type="dxa"/>
-            </w:tcMar>
-          </w:tcPr>
-          <w:p>
-            <w:pPr>
-              <w:spacing w:after="30"/>
-            </w:pPr>
-            <w:r>
-              <w:rPr>
-                <w:sz w:val="18"/>
-                <w:szCs w:val="18"/>
-              </w:rPr>
-              <w:t xml:space="preserve">A2: error en el campo y en las dos casillas.</w:t>
+            <w:tcW w:w="3860" w:type="dxa"/>
+            <w:tcBorders>
+              <w:top w:val="single" w:sz="4" w:space="0" w:color="C9CFD4"/>
+              <w:left w:val="single" w:sz="4" w:space="0" w:color="C9CFD4"/>
+              <w:bottom w:val="single" w:sz="4" w:space="0" w:color="C9CFD4"/>
+              <w:right w:val="single" w:sz="4" w:space="0" w:color="C9CFD4"/>
+            </w:tcBorders>
+            <w:tcMar>
+              <w:top w:w="70" w:type="dxa"/>
+              <w:left w:w="100" w:type="dxa"/>
+              <w:bottom w:w="70" w:type="dxa"/>
+              <w:right w:w="100" w:type="dxa"/>
+            </w:tcMar>
+          </w:tcPr>
+          <w:p>
+            <w:pPr>
+              <w:spacing w:after="30"/>
+            </w:pPr>
+            <w:r>
+              <w:rPr>
+                <w:sz w:val="18"/>
+                <w:szCs w:val="18"/>
+              </w:rPr>
+              <w:t xml:space="preserve">A2: error en el dato y en las dos casillas</w:t>
             </w:r>
           </w:p>
         </w:tc>
@@ -2593,7 +2593,7 @@
       </w:pPr>
       <w:r>
         <w:rPr/>
-        <w:t xml:space="preserve">Se unen las reglas que llevan a la misma decisión (crear o no la cuenta). El guion (—) significa «esta condición no cambia si se crea la cuenta»; los mensajes de cada casilla sin marcar se siguen mostrando.</w:t>
+        <w:t xml:space="preserve">Las reglas que terminan igual se juntan. El guion (—) quiere decir que esa condición no cambia el resultado.</w:t>
       </w:r>
     </w:p>
     <w:tbl>
@@ -2812,7 +2812,7 @@
                 <w:sz w:val="18"/>
                 <w:szCs w:val="18"/>
               </w:rPr>
-              <w:t xml:space="preserve">C1 datos válidos</w:t>
+              <w:t xml:space="preserve">C1 datos</w:t>
             </w:r>
           </w:p>
         </w:tc>
@@ -3422,7 +3422,7 @@
                 <w:sz w:val="18"/>
                 <w:szCs w:val="18"/>
               </w:rPr>
-              <w:t xml:space="preserve">Reglas que une</w:t>
+              <w:t xml:space="preserve">Reglas que junta</w:t>
             </w:r>
           </w:p>
         </w:tc>
@@ -3558,11 +3558,11 @@
           <w:b/>
           <w:bCs/>
         </w:rPr>
-        <w:t xml:space="preserve">Supuesto del guion:</w:t>
+        <w:t xml:space="preserve">Comprobación:</w:t>
       </w:r>
       <w:r>
         <w:rPr/>
-        <w:t xml:space="preserve"> en la regla B, marcar o no las casillas no debería cambiar el resultado. Se comprobó el 21 de octubre de 2026 (19:26) con las 4 combinaciones R5 a R8: en ninguna se creó la cuenta, y cada casilla sin marcar sumó su «Required field». El supuesto se cumple.</w:t>
+        <w:t xml:space="preserve"> probé las 4 combinaciones de la regla B (21-oct-2026, 19:26) y en ninguna se creó la cuenta. El guion está bien puesto.</w:t>
       </w:r>
     </w:p>
     <w:p>
@@ -3590,7 +3590,7 @@
       </w:pPr>
       <w:r>
         <w:rPr/>
-        <w:t xml:space="preserve">Un caso por regla simplificada. Datos comunes: Mr. o Mrs., First name «Ana», Last name «Prueba», correo nuevo y Birthdate vacía (es opcional).</w:t>
+        <w:t xml:space="preserve">Un caso por regla. Datos comunes: nombre «Ana», apellido «Prueba» y un correo nuevo.</w:t>
       </w:r>
     </w:p>
     <w:tbl>
@@ -3743,7 +3743,7 @@
                 <w:sz w:val="18"/>
                 <w:szCs w:val="18"/>
               </w:rPr>
-              <w:t xml:space="preserve">Resultado esperado</w:t>
+              <w:t xml:space="preserve">Esperado</w:t>
             </w:r>
           </w:p>
         </w:tc>
@@ -3776,7 +3776,7 @@
                 <w:sz w:val="18"/>
                 <w:szCs w:val="18"/>
               </w:rPr>
-              <w:t xml:space="preserve">Resultado observado</w:t>
+              <w:t xml:space="preserve">Obtenido</w:t>
             </w:r>
           </w:p>
         </w:tc>
@@ -3901,7 +3901,7 @@
                 <w:sz w:val="18"/>
                 <w:szCs w:val="18"/>
               </w:rPr>
-              <w:t xml:space="preserve">Datos comunes, una contraseña que cumpla la política (8 a 72 caracteres y puntaje «Strong») y las dos casillas marcadas.</w:t>
+              <w:t xml:space="preserve">Datos comunes, contraseña válida y las dos casillas marcadas.</w:t>
             </w:r>
           </w:p>
         </w:tc>
@@ -3930,7 +3930,7 @@
                 <w:sz w:val="18"/>
                 <w:szCs w:val="18"/>
               </w:rPr>
-              <w:t xml:space="preserve">Crea la cuenta y la sesión queda iniciada.</w:t>
+              <w:t xml:space="preserve">Crea la cuenta.</w:t>
             </w:r>
           </w:p>
         </w:tc>
@@ -4082,7 +4082,7 @@
                 <w:sz w:val="18"/>
                 <w:szCs w:val="18"/>
               </w:rPr>
-              <w:t xml:space="preserve">First name «Juan3», correo qa.explora1@example.com, contraseña vacía y las dos casillas marcadas.</w:t>
+              <w:t xml:space="preserve">Nombre «Juan3», contraseña vacía y las dos casillas marcadas.</w:t>
             </w:r>
           </w:p>
         </w:tc>
@@ -4111,7 +4111,7 @@
                 <w:sz w:val="18"/>
                 <w:szCs w:val="18"/>
               </w:rPr>
-              <w:t xml:space="preserve">No crea la cuenta; «Invalid format.» en First name y error en Password.</w:t>
+              <w:t xml:space="preserve">No crea la cuenta; error en el nombre.</w:t>
             </w:r>
           </w:p>
         </w:tc>
@@ -4140,7 +4140,7 @@
                 <w:sz w:val="18"/>
                 <w:szCs w:val="18"/>
               </w:rPr>
-              <w:t xml:space="preserve">No la creó; «Invalid format.» en First name y 5 errores en Password (21-oct-2026, 19:26).</w:t>
+              <w:t xml:space="preserve">No la creó; «Invalid format.» en el nombre.</w:t>
             </w:r>
           </w:p>
         </w:tc>
@@ -4261,7 +4261,7 @@
                 <w:sz w:val="18"/>
                 <w:szCs w:val="18"/>
               </w:rPr>
-              <w:t xml:space="preserve">Como TD-01, sin marcar la casilla de términos.</w:t>
+              <w:t xml:space="preserve">Como TD-01, sin la casilla de términos.</w:t>
             </w:r>
           </w:p>
         </w:tc>
@@ -4290,7 +4290,7 @@
                 <w:sz w:val="18"/>
                 <w:szCs w:val="18"/>
               </w:rPr>
-              <w:t xml:space="preserve">No crea la cuenta; «Required field» en la casilla de términos.</w:t>
+              <w:t xml:space="preserve">No crea la cuenta; «Required field» en términos.</w:t>
             </w:r>
           </w:p>
         </w:tc>
@@ -4442,7 +4442,7 @@
                 <w:sz w:val="18"/>
                 <w:szCs w:val="18"/>
               </w:rPr>
-              <w:t xml:space="preserve">Como TD-01, con términos marcada y privacidad sin marcar.</w:t>
+              <w:t xml:space="preserve">Como TD-01, sin la casilla de privacidad.</w:t>
             </w:r>
           </w:p>
         </w:tc>
@@ -4471,7 +4471,7 @@
                 <w:sz w:val="18"/>
                 <w:szCs w:val="18"/>
               </w:rPr>
-              <w:t xml:space="preserve">No crea la cuenta; «Required field» en «Customer data privacy».</w:t>
+              <w:t xml:space="preserve">No crea la cuenta; «Required field» en privacidad.</w:t>
             </w:r>
           </w:p>
         </w:tc>
@@ -4555,7 +4555,7 @@
       </w:r>
       <w:r>
         <w:rPr/>
-        <w:t xml:space="preserve"> TD-01, TD-03 y TD-04 necesitan una contraseña válida y TD-01 crea una cuenta real. Quedan para la próxima sesión en una instancia nueva (ver «No alcancé a probar» en docs/sesion-exploratoria-1.md).</w:t>
+        <w:t xml:space="preserve"> TD-01, TD-03 y TD-04 necesitan una contraseña válida. Quedan para la próxima sesión.</w:t>
       </w:r>
     </w:p>
     <w:p>
@@ -4588,7 +4588,7 @@
       </w:pPr>
       <w:r>
         <w:rPr/>
-        <w:t xml:space="preserve">La cuenta se crea en 1 de 8 combinaciones; las otras 7 deben rechazarse con un mensaje que diga qué corregir.</w:t>
+        <w:t xml:space="preserve">Solo 1 de las 8 combinaciones crea la cuenta; las otras 7 deben mostrar un error claro.</w:t>
       </w:r>
     </w:p>
     <w:p>
@@ -4602,21 +4602,7 @@
       </w:pPr>
       <w:r>
         <w:rPr/>
-        <w:t xml:space="preserve">El servidor muestra todos los errores juntos (campo y casillas), no solo el primero, así que el cliente corrige todo en un solo intento.</w:t>
-      </w:r>
-    </w:p>
-    <w:p>
-      <w:pPr>
-        <w:pStyle w:val="Prrafodelista"/>
-        <w:numPr>
-          <w:ilvl w:val="0"/>
-          <w:numId w:val="2"/>
-        </w:numPr>
-        <w:spacing w:after="80" w:line="290" w:lineRule="auto"/>
-      </w:pPr>
-      <w:r>
-        <w:rPr/>
-        <w:t xml:space="preserve">La tabla no reemplaza la partición de equivalencia: qué hace inválido a C1 (nombre con dígitos, correo sin dominio, fecha futura) está en la sesión exploratoria 1, de donde salieron DEF-03 y DEF-04.</w:t>
+        <w:t xml:space="preserve">La tienda muestra todos los errores juntos, así que el cliente corrige todo de una vez.</w:t>
       </w:r>
     </w:p>
     <w:p>
@@ -4649,7 +4635,7 @@
       </w:pPr>
       <w:r>
         <w:rPr/>
-        <w:t xml:space="preserve">Una regla del proyecto con 3 condiciones (mínimo 2).</w:t>
+        <w:t xml:space="preserve">Una regla con 3 condiciones (mínimo 2).</w:t>
       </w:r>
     </w:p>
     <w:p>
@@ -4663,7 +4649,7 @@
       </w:pPr>
       <w:r>
         <w:rPr/>
-        <w:t xml:space="preserve">Las 8 combinaciones (2³), cada una con su acción.</w:t>
+        <w:t xml:space="preserve">Las 8 combinaciones, cada una con su acción.</w:t>
       </w:r>
     </w:p>
     <w:p>
@@ -4677,7 +4663,7 @@
       </w:pPr>
       <w:r>
         <w:rPr/>
-        <w:t xml:space="preserve">Simplificación a 4 reglas, con las reglas que une cada una y el supuesto del guion comprobado.</w:t>
+        <w:t xml:space="preserve">La tabla simplificada en 4 reglas.</w:t>
       </w:r>
     </w:p>
     <w:p>
@@ -4691,7 +4677,7 @@
       </w:pPr>
       <w:r>
         <w:rPr/>
-        <w:t xml:space="preserve">4 casos derivados (mínimo 3): 1 ejecutado y 3 marcados «por ejecutar».</w:t>
+        <w:t xml:space="preserve">4 casos derivados (mínimo 3): 1 ejecutado y 3 por ejecutar.</w:t>
       </w:r>
     </w:p>
     <w:p>
